--- a/src/main/resources/Заполнители/ВКР/common/Список_публикаций.docx
+++ b/src/main/resources/Заполнители/ВКР/common/Список_публикаций.docx
@@ -83,11 +83,11 @@
       </w:tblPr>
       <w:tblGrid>
         <w:gridCol w:w="675"/>
-        <w:gridCol w:w="3115"/>
-        <w:gridCol w:w="1138"/>
+        <w:gridCol w:w="3114"/>
+        <w:gridCol w:w="1139"/>
         <w:gridCol w:w="2268"/>
-        <w:gridCol w:w="1130"/>
-        <w:gridCol w:w="1421"/>
+        <w:gridCol w:w="1129"/>
+        <w:gridCol w:w="1422"/>
       </w:tblGrid>
       <w:tr>
         <w:trPr>
@@ -205,7 +205,7 @@
         </w:tc>
         <w:tc>
           <w:tcPr>
-            <w:tcW w:w="3115" w:type="dxa"/>
+            <w:tcW w:w="3114" w:type="dxa"/>
             <w:tcBorders>
               <w:top w:val="single" w:sz="4" w:space="0" w:color="000000"/>
               <w:start w:val="single" w:sz="4" w:space="0" w:color="000000"/>
@@ -242,7 +242,7 @@
         </w:tc>
         <w:tc>
           <w:tcPr>
-            <w:tcW w:w="1138" w:type="dxa"/>
+            <w:tcW w:w="1139" w:type="dxa"/>
             <w:tcBorders>
               <w:top w:val="single" w:sz="4" w:space="0" w:color="000000"/>
               <w:start w:val="single" w:sz="4" w:space="0" w:color="000000"/>
@@ -547,7 +547,7 @@
         </w:tc>
         <w:tc>
           <w:tcPr>
-            <w:tcW w:w="1130" w:type="dxa"/>
+            <w:tcW w:w="1129" w:type="dxa"/>
             <w:tcBorders>
               <w:top w:val="single" w:sz="4" w:space="0" w:color="000000"/>
               <w:start w:val="single" w:sz="4" w:space="0" w:color="000000"/>
@@ -677,7 +677,7 @@
         </w:tc>
         <w:tc>
           <w:tcPr>
-            <w:tcW w:w="1421" w:type="dxa"/>
+            <w:tcW w:w="1422" w:type="dxa"/>
             <w:tcBorders>
               <w:top w:val="single" w:sz="4" w:space="0" w:color="000000"/>
               <w:start w:val="single" w:sz="4" w:space="0" w:color="000000"/>
@@ -783,7 +783,7 @@
         </w:tc>
         <w:tc>
           <w:tcPr>
-            <w:tcW w:w="3115" w:type="dxa"/>
+            <w:tcW w:w="3114" w:type="dxa"/>
             <w:tcBorders>
               <w:top w:val="single" w:sz="4" w:space="0" w:color="000000"/>
               <w:start w:val="single" w:sz="4" w:space="0" w:color="000000"/>
@@ -805,7 +805,7 @@
         </w:tc>
         <w:tc>
           <w:tcPr>
-            <w:tcW w:w="1138" w:type="dxa"/>
+            <w:tcW w:w="1139" w:type="dxa"/>
             <w:tcBorders>
               <w:top w:val="single" w:sz="4" w:space="0" w:color="000000"/>
               <w:start w:val="single" w:sz="4" w:space="0" w:color="000000"/>
@@ -849,7 +849,7 @@
         </w:tc>
         <w:tc>
           <w:tcPr>
-            <w:tcW w:w="1130" w:type="dxa"/>
+            <w:tcW w:w="1129" w:type="dxa"/>
             <w:tcBorders>
               <w:top w:val="single" w:sz="4" w:space="0" w:color="000000"/>
               <w:start w:val="single" w:sz="4" w:space="0" w:color="000000"/>
@@ -871,7 +871,7 @@
         </w:tc>
         <w:tc>
           <w:tcPr>
-            <w:tcW w:w="1421" w:type="dxa"/>
+            <w:tcW w:w="1422" w:type="dxa"/>
             <w:tcBorders>
               <w:top w:val="single" w:sz="4" w:space="0" w:color="000000"/>
               <w:start w:val="single" w:sz="4" w:space="0" w:color="000000"/>
@@ -925,11 +925,11 @@
       </w:tblPr>
       <w:tblGrid>
         <w:gridCol w:w="675"/>
-        <w:gridCol w:w="3115"/>
-        <w:gridCol w:w="1138"/>
+        <w:gridCol w:w="3114"/>
+        <w:gridCol w:w="1139"/>
         <w:gridCol w:w="2268"/>
-        <w:gridCol w:w="1130"/>
-        <w:gridCol w:w="1421"/>
+        <w:gridCol w:w="1129"/>
+        <w:gridCol w:w="1422"/>
       </w:tblGrid>
       <w:tr>
         <w:trPr>
@@ -966,7 +966,7 @@
         </w:tc>
         <w:tc>
           <w:tcPr>
-            <w:tcW w:w="3115" w:type="dxa"/>
+            <w:tcW w:w="3114" w:type="dxa"/>
             <w:tcBorders>
               <w:top w:val="single" w:sz="4" w:space="0" w:color="000000"/>
               <w:start w:val="single" w:sz="4" w:space="0" w:color="000000"/>
@@ -1103,7 +1103,7 @@
         </w:tc>
         <w:tc>
           <w:tcPr>
-            <w:tcW w:w="1138" w:type="dxa"/>
+            <w:tcW w:w="1139" w:type="dxa"/>
             <w:tcBorders>
               <w:top w:val="single" w:sz="4" w:space="0" w:color="000000"/>
               <w:start w:val="single" w:sz="4" w:space="0" w:color="000000"/>
@@ -1347,7 +1347,7 @@
         </w:tc>
         <w:tc>
           <w:tcPr>
-            <w:tcW w:w="1130" w:type="dxa"/>
+            <w:tcW w:w="1129" w:type="dxa"/>
             <w:tcBorders>
               <w:top w:val="single" w:sz="4" w:space="0" w:color="000000"/>
               <w:start w:val="single" w:sz="4" w:space="0" w:color="000000"/>
@@ -1373,7 +1373,7 @@
         </w:tc>
         <w:tc>
           <w:tcPr>
-            <w:tcW w:w="1421" w:type="dxa"/>
+            <w:tcW w:w="1422" w:type="dxa"/>
             <w:tcBorders>
               <w:top w:val="single" w:sz="4" w:space="0" w:color="000000"/>
               <w:start w:val="single" w:sz="4" w:space="0" w:color="000000"/>
@@ -1429,11 +1429,11 @@
       </w:tblPr>
       <w:tblGrid>
         <w:gridCol w:w="675"/>
-        <w:gridCol w:w="3115"/>
-        <w:gridCol w:w="1138"/>
+        <w:gridCol w:w="3114"/>
+        <w:gridCol w:w="1139"/>
         <w:gridCol w:w="2268"/>
-        <w:gridCol w:w="1130"/>
-        <w:gridCol w:w="1421"/>
+        <w:gridCol w:w="1129"/>
+        <w:gridCol w:w="1422"/>
       </w:tblGrid>
       <w:tr>
         <w:trPr>
@@ -1473,7 +1473,7 @@
         </w:tc>
         <w:tc>
           <w:tcPr>
-            <w:tcW w:w="3115" w:type="dxa"/>
+            <w:tcW w:w="3114" w:type="dxa"/>
             <w:tcBorders>
               <w:top w:val="single" w:sz="4" w:space="0" w:color="000000"/>
               <w:start w:val="single" w:sz="4" w:space="0" w:color="000000"/>
@@ -1500,7 +1500,7 @@
         </w:tc>
         <w:tc>
           <w:tcPr>
-            <w:tcW w:w="1138" w:type="dxa"/>
+            <w:tcW w:w="1139" w:type="dxa"/>
             <w:tcBorders>
               <w:top w:val="single" w:sz="4" w:space="0" w:color="000000"/>
               <w:start w:val="single" w:sz="4" w:space="0" w:color="000000"/>
@@ -1741,7 +1741,7 @@
         </w:tc>
         <w:tc>
           <w:tcPr>
-            <w:tcW w:w="1130" w:type="dxa"/>
+            <w:tcW w:w="1129" w:type="dxa"/>
             <w:tcBorders>
               <w:top w:val="single" w:sz="4" w:space="0" w:color="000000"/>
               <w:start w:val="single" w:sz="4" w:space="0" w:color="000000"/>
@@ -1774,7 +1774,7 @@
         </w:tc>
         <w:tc>
           <w:tcPr>
-            <w:tcW w:w="1421" w:type="dxa"/>
+            <w:tcW w:w="1422" w:type="dxa"/>
             <w:tcBorders>
               <w:top w:val="single" w:sz="4" w:space="0" w:color="000000"/>
               <w:start w:val="single" w:sz="4" w:space="0" w:color="000000"/>
@@ -1839,7 +1839,7 @@
         </w:tc>
         <w:tc>
           <w:tcPr>
-            <w:tcW w:w="3115" w:type="dxa"/>
+            <w:tcW w:w="3114" w:type="dxa"/>
             <w:tcBorders>
               <w:top w:val="single" w:sz="4" w:space="0" w:color="000000"/>
               <w:start w:val="single" w:sz="4" w:space="0" w:color="000000"/>
@@ -1866,7 +1866,7 @@
         </w:tc>
         <w:tc>
           <w:tcPr>
-            <w:tcW w:w="1138" w:type="dxa"/>
+            <w:tcW w:w="1139" w:type="dxa"/>
             <w:tcBorders>
               <w:top w:val="single" w:sz="4" w:space="0" w:color="000000"/>
               <w:start w:val="single" w:sz="4" w:space="0" w:color="000000"/>
@@ -1988,7 +1988,7 @@
         </w:tc>
         <w:tc>
           <w:tcPr>
-            <w:tcW w:w="1130" w:type="dxa"/>
+            <w:tcW w:w="1129" w:type="dxa"/>
             <w:tcBorders>
               <w:top w:val="single" w:sz="4" w:space="0" w:color="000000"/>
               <w:start w:val="single" w:sz="4" w:space="0" w:color="000000"/>
@@ -2028,7 +2028,7 @@
         </w:tc>
         <w:tc>
           <w:tcPr>
-            <w:tcW w:w="1421" w:type="dxa"/>
+            <w:tcW w:w="1422" w:type="dxa"/>
             <w:tcBorders>
               <w:top w:val="single" w:sz="4" w:space="0" w:color="000000"/>
               <w:start w:val="single" w:sz="4" w:space="0" w:color="000000"/>
@@ -2108,7 +2108,7 @@
         </w:tc>
         <w:tc>
           <w:tcPr>
-            <w:tcW w:w="3115" w:type="dxa"/>
+            <w:tcW w:w="3114" w:type="dxa"/>
             <w:tcBorders>
               <w:top w:val="single" w:sz="4" w:space="0" w:color="000000"/>
               <w:start w:val="single" w:sz="4" w:space="0" w:color="000000"/>
@@ -2135,7 +2135,7 @@
         </w:tc>
         <w:tc>
           <w:tcPr>
-            <w:tcW w:w="1138" w:type="dxa"/>
+            <w:tcW w:w="1139" w:type="dxa"/>
             <w:tcBorders>
               <w:top w:val="single" w:sz="4" w:space="0" w:color="000000"/>
               <w:start w:val="single" w:sz="4" w:space="0" w:color="000000"/>
@@ -2218,7 +2218,7 @@
         </w:tc>
         <w:tc>
           <w:tcPr>
-            <w:tcW w:w="1130" w:type="dxa"/>
+            <w:tcW w:w="1129" w:type="dxa"/>
             <w:tcBorders>
               <w:top w:val="single" w:sz="4" w:space="0" w:color="000000"/>
               <w:start w:val="single" w:sz="4" w:space="0" w:color="000000"/>
@@ -2258,7 +2258,7 @@
         </w:tc>
         <w:tc>
           <w:tcPr>
-            <w:tcW w:w="1421" w:type="dxa"/>
+            <w:tcW w:w="1422" w:type="dxa"/>
             <w:tcBorders>
               <w:top w:val="single" w:sz="4" w:space="0" w:color="000000"/>
               <w:start w:val="single" w:sz="4" w:space="0" w:color="000000"/>
@@ -2340,11 +2340,16 @@
     <w:p>
       <w:pPr>
         <w:pStyle w:val="Normal"/>
-        <w:rPr/>
+        <w:rPr>
+          <w:highlight w:val="none"/>
+          <w:shd w:fill="FFFF00" w:val="clear"/>
+        </w:rPr>
       </w:pPr>
       <w:r>
-        <w:rPr/>
-        <w:t>ХХ.ХХ.20__</w:t>
+        <w:rPr>
+          <w:shd w:fill="FFFF00" w:val="clear"/>
+        </w:rPr>
+        <w:t>$(датаСписокПубликаций)</w:t>
       </w:r>
     </w:p>
     <w:p>
@@ -3605,18 +3610,18 @@
       <w:lang w:val="x-none" w:eastAsia="x-none"/>
     </w:rPr>
   </w:style>
+  <w:style w:type="character" w:styleId="Style6">
+    <w:name w:val="Символ сноски"/>
+    <w:uiPriority w:val="99"/>
+    <w:unhideWhenUsed/>
+    <w:qFormat/>
+    <w:rsid w:val="00b62267"/>
+    <w:rPr>
+      <w:vertAlign w:val="superscript"/>
+    </w:rPr>
+  </w:style>
   <w:style w:type="character" w:styleId="user">
     <w:name w:val="Символ сноски (user)"/>
-    <w:uiPriority w:val="99"/>
-    <w:unhideWhenUsed/>
-    <w:qFormat/>
-    <w:rsid w:val="00b62267"/>
-    <w:rPr>
-      <w:vertAlign w:val="superscript"/>
-    </w:rPr>
-  </w:style>
-  <w:style w:type="character" w:styleId="Style6">
-    <w:name w:val="Символ сноски"/>
     <w:qFormat/>
     <w:rPr>
       <w:vertAlign w:val="superscript"/>
@@ -4060,7 +4065,7 @@
   </w:style>
   <w:style w:type="paragraph" w:styleId="IndexHeading">
     <w:name w:val="index heading"/>
-    <w:basedOn w:val="user1"/>
+    <w:basedOn w:val="Style16"/>
     <w:pPr/>
     <w:rPr/>
   </w:style>
@@ -4326,15 +4331,15 @@
       <w:lang w:eastAsia="en-US"/>
     </w:rPr>
   </w:style>
+  <w:style w:type="paragraph" w:styleId="Style18">
+    <w:name w:val="Колонтитулы"/>
+    <w:basedOn w:val="Normal"/>
+    <w:qFormat/>
+    <w:pPr/>
+    <w:rPr/>
+  </w:style>
   <w:style w:type="paragraph" w:styleId="user3">
     <w:name w:val="Колонтитулы (user)"/>
-    <w:basedOn w:val="Normal"/>
-    <w:qFormat/>
-    <w:pPr/>
-    <w:rPr/>
-  </w:style>
-  <w:style w:type="paragraph" w:styleId="Style18">
-    <w:name w:val="Колонтитулы"/>
     <w:basedOn w:val="Normal"/>
     <w:qFormat/>
     <w:pPr/>
@@ -4372,8 +4377,8 @@
     </w:pPr>
     <w:rPr/>
   </w:style>
-  <w:style w:type="paragraph" w:styleId="user4">
-    <w:name w:val="Содержимое таблицы (user)"/>
+  <w:style w:type="paragraph" w:styleId="Style19">
+    <w:name w:val="Содержимое таблицы"/>
     <w:basedOn w:val="Normal"/>
     <w:qFormat/>
     <w:pPr>
@@ -4382,9 +4387,9 @@
     </w:pPr>
     <w:rPr/>
   </w:style>
-  <w:style w:type="paragraph" w:styleId="user5">
-    <w:name w:val="Заголовок таблицы (user)"/>
-    <w:basedOn w:val="user4"/>
+  <w:style w:type="paragraph" w:styleId="Style20">
+    <w:name w:val="Заголовок таблицы"/>
+    <w:basedOn w:val="Style19"/>
     <w:qFormat/>
     <w:pPr>
       <w:suppressLineNumbers/>
@@ -4395,8 +4400,8 @@
       <w:bCs/>
     </w:rPr>
   </w:style>
-  <w:style w:type="numbering" w:styleId="user6" w:default="1">
-    <w:name w:val="Без списка (user)"/>
+  <w:style w:type="numbering" w:styleId="Style21" w:default="1">
+    <w:name w:val="Без списка"/>
     <w:uiPriority w:val="99"/>
     <w:semiHidden/>
     <w:unhideWhenUsed/>
